--- a/g_Global/doc/GLOBAL_2026_Modification_Details.docx
+++ b/g_Global/doc/GLOBAL_2026_Modification_Details.docx
@@ -1024,8 +1024,21 @@
       </w:r>
     </w:p>
     <w:p>
+      <w:pPr>
+        <w:pStyle w:val="Heading1"/>
+      </w:pPr>
       <w:r>
-        <w:t>These changes are implemented in L_Atima/global/glo_Run.cpp and do not change the ETACHA-style batch input format or the batch CSV output-file naming convention.</w:t>
+        <w:t>4.8.0 Numerical Refinements</w:t>
+      </w:r>
+    </w:p>
+    <w:p>
+      <w:r>
+        <w:t>The 4.8.0 numerical changes were proposed by Masahiro Yoshimoto, RIKEN BigRIPS team &lt;masahiro.yoshimoto@riken.jp&gt;.</w:t>
+      </w:r>
+    </w:p>
+    <w:p>
+      <w:r>
+        <w:t>EDIFF was refined by changing the divisor from 200 to 2000. This makes the energy-change threshold for recalculating charge-changing cross sections about ten times finer.</w:t>
       </w:r>
     </w:p>
     <w:p>
@@ -1035,20 +1048,7 @@
     </w:p>
     <w:p>
       <w:r>
-        <w:t>EDIFF was refined by changing the divisor from 200 to 2000. This makes the energy-change threshold for recalculating charge-changing cross sections about ten times finer.</w:t>
-      </w:r>
-    </w:p>
-    <w:p>
-      <w:r>
-        <w:t>The 4.8.0 numerical changes were proposed by Masahiro Yoshimoto, RIKEN BigRIPS team &lt;masahiro.yoshimoto@riken.jp&gt;.</w:t>
-      </w:r>
-    </w:p>
-    <w:p>
-      <w:pPr>
-        <w:pStyle w:val="Heading1"/>
-      </w:pPr>
-      <w:r>
-        <w:t>4.8.0 Numerical Refinements</w:t>
+        <w:t>These changes are implemented in L_Atima/global/glo_Run.cpp and do not change the ETACHA-style batch input format or the batch CSV output-file naming convention.</w:t>
       </w:r>
     </w:p>
     <w:p>

--- a/g_Global/doc/GLOBAL_2026_Modification_Details.docx
+++ b/g_Global/doc/GLOBAL_2026_Modification_Details.docx
@@ -21,7 +21,7 @@
         <w:spacing w:after="200"/>
       </w:pPr>
       <w:r>
-        <w:t>Release notes for project-file, build, batch-mode, CSV, and numerical-accuracy updates completed through GLOBAL version 4.8.0 on 21-AUG-2026.</w:t>
+        <w:t>Release notes for project-file, build, batch-mode, CSV, command-line automation, and numerical-accuracy updates completed through GLOBAL version 4.8.1 on 21-AUG-2026.</w:t>
       </w:r>
     </w:p>
     <w:p>
@@ -816,6 +816,60 @@
           </w:p>
         </w:tc>
       </w:tr>
+      <w:tr>
+        <w:tc>
+          <w:tcPr>
+            <w:tcW w:type="dxa" w:w="2340"/>
+          </w:tcPr>
+          <w:p>
+            <w:r>
+              <w:rPr>
+                <w:sz w:val="16"/>
+              </w:rPr>
+              <w:t>4.8.1</w:t>
+            </w:r>
+          </w:p>
+        </w:tc>
+        <w:tc>
+          <w:tcPr>
+            <w:tcW w:type="dxa" w:w="2340"/>
+          </w:tcPr>
+          <w:p>
+            <w:r>
+              <w:rPr>
+                <w:sz w:val="16"/>
+              </w:rPr>
+              <w:t>Command-line batch start</w:t>
+            </w:r>
+          </w:p>
+        </w:tc>
+        <w:tc>
+          <w:tcPr>
+            <w:tcW w:type="dxa" w:w="2340"/>
+          </w:tcPr>
+          <w:p>
+            <w:r>
+              <w:rPr>
+                <w:sz w:val="16"/>
+              </w:rPr>
+              <w:t>Added ETACHA-compatible -r and /r command-line keys. Global.exe batch-file -r or /r loads the batch file and immediately runs all valid rows.</w:t>
+            </w:r>
+          </w:p>
+        </w:tc>
+        <w:tc>
+          <w:tcPr>
+            <w:tcW w:type="dxa" w:w="2340"/>
+          </w:tcPr>
+          <w:p>
+            <w:r>
+              <w:rPr>
+                <w:sz w:val="16"/>
+              </w:rPr>
+              <w:t>g_main.cpp; g_mainwindow.cpp; g_ftype.h; Global.pro</w:t>
+            </w:r>
+          </w:p>
+        </w:tc>
+      </w:tr>
     </w:tbl>
     <w:p>
       <w:pPr>
@@ -1020,7 +1074,7 @@
         <w:spacing w:after="80" w:line="276" w:lineRule="auto"/>
       </w:pPr>
       <w:r>
-        <w:t>Windows file version is 4.8.0.1; displayed GLOBAL version is 4.8.0.</w:t>
+        <w:t>Windows file version is 4.8.1.1; displayed GLOBAL version is 4.8.1.</w:t>
       </w:r>
     </w:p>
     <w:p>
@@ -1260,21 +1314,11 @@
             <w:vAlign w:val="top"/>
           </w:tcPr>
           <w:p>
-            <w:pPr>
-              <w:spacing w:after="0"/>
-            </w:pPr>
             <w:r>
               <w:rPr>
                 <w:sz w:val="16"/>
               </w:rPr>
-            </w:r>
-            <w:r>
-              <w:rPr>
-                <w:rFonts w:ascii="Calibri" w:hAnsi="Calibri"/>
-                <w:b w:val="0"/>
-                <w:sz w:val="16"/>
-              </w:rPr>
-              <w:t>Parsing for /q and -q.</w:t>
+              <w:t>Parsing for /q, -q, /r, and -r command-line automation keys.</w:t>
             </w:r>
           </w:p>
         </w:tc>
@@ -1310,21 +1354,11 @@
             <w:vAlign w:val="top"/>
           </w:tcPr>
           <w:p>
-            <w:pPr>
-              <w:spacing w:after="0"/>
-            </w:pPr>
             <w:r>
               <w:rPr>
                 <w:sz w:val="16"/>
               </w:rPr>
-            </w:r>
-            <w:r>
-              <w:rPr>
-                <w:rFonts w:ascii="Calibri" w:hAnsi="Calibri"/>
-                <w:b w:val="0"/>
-                <w:sz w:val="16"/>
-              </w:rPr>
-              <w:t>Batch parser, batch execution, CSV writer, results-folder output, completion-message timer.</w:t>
+              <w:t>Batch parser, batch execution, CSV writer, results-folder output, completion-message timer, and /r autorun dispatch.</w:t>
             </w:r>
           </w:p>
         </w:tc>
